--- a/S4 HANA TESTING - CUSTOMER TEMPLATE TESTING.docx
+++ b/S4 HANA TESTING - CUSTOMER TEMPLATE TESTING.docx
@@ -239,8 +239,32 @@
         </w:numPr>
       </w:pPr>
       <w:r>
-        <w:t xml:space="preserve">ZEXP – Country key not found </w:t>
-      </w:r>
+        <w:t xml:space="preserve">ZEXP – </w:t>
+      </w:r>
+      <w:r>
+        <w:t xml:space="preserve">okay </w:t>
+      </w:r>
+      <w:proofErr w:type="gramStart"/>
+      <w:r>
+        <w:t>( testing</w:t>
+      </w:r>
+      <w:proofErr w:type="gramEnd"/>
+      <w:r>
+        <w:t xml:space="preserve"> </w:t>
+      </w:r>
+      <w:proofErr w:type="gramStart"/>
+      <w:r>
+        <w:t>done :</w:t>
+      </w:r>
+      <w:proofErr w:type="gramEnd"/>
+      <w:r>
+        <w:t xml:space="preserve"> template </w:t>
+      </w:r>
+      <w:proofErr w:type="gramStart"/>
+      <w:r>
+        <w:t>matches )</w:t>
+      </w:r>
+      <w:proofErr w:type="gramEnd"/>
     </w:p>
     <w:p>
       <w:pPr>
@@ -251,8 +275,32 @@
         </w:numPr>
       </w:pPr>
       <w:r>
-        <w:t>ZSHP – Country key not found</w:t>
-      </w:r>
+        <w:t xml:space="preserve">ZSHP – </w:t>
+      </w:r>
+      <w:r>
+        <w:t xml:space="preserve">okay </w:t>
+      </w:r>
+      <w:proofErr w:type="gramStart"/>
+      <w:r>
+        <w:t>( testing</w:t>
+      </w:r>
+      <w:proofErr w:type="gramEnd"/>
+      <w:r>
+        <w:t xml:space="preserve"> </w:t>
+      </w:r>
+      <w:proofErr w:type="gramStart"/>
+      <w:r>
+        <w:t>done :</w:t>
+      </w:r>
+      <w:proofErr w:type="gramEnd"/>
+      <w:r>
+        <w:t xml:space="preserve"> template </w:t>
+      </w:r>
+      <w:proofErr w:type="gramStart"/>
+      <w:r>
+        <w:t>matches )</w:t>
+      </w:r>
+      <w:proofErr w:type="gramEnd"/>
     </w:p>
     <w:p>
       <w:pPr>
@@ -278,8 +326,32 @@
         </w:numPr>
       </w:pPr>
       <w:r>
-        <w:t>ZCDP – Country key not found</w:t>
-      </w:r>
+        <w:t xml:space="preserve">ZCDP – </w:t>
+      </w:r>
+      <w:r>
+        <w:t xml:space="preserve">okay </w:t>
+      </w:r>
+      <w:proofErr w:type="gramStart"/>
+      <w:r>
+        <w:t>( testing</w:t>
+      </w:r>
+      <w:proofErr w:type="gramEnd"/>
+      <w:r>
+        <w:t xml:space="preserve"> </w:t>
+      </w:r>
+      <w:proofErr w:type="gramStart"/>
+      <w:r>
+        <w:t>done :</w:t>
+      </w:r>
+      <w:proofErr w:type="gramEnd"/>
+      <w:r>
+        <w:t xml:space="preserve"> template </w:t>
+      </w:r>
+      <w:proofErr w:type="gramStart"/>
+      <w:r>
+        <w:t>matches )</w:t>
+      </w:r>
+      <w:proofErr w:type="gramEnd"/>
     </w:p>
     <w:p>
       <w:pPr>
@@ -290,8 +362,32 @@
         </w:numPr>
       </w:pPr>
       <w:r>
-        <w:t>ZDOM – Country key not found</w:t>
-      </w:r>
+        <w:t xml:space="preserve">ZDOM – </w:t>
+      </w:r>
+      <w:r>
+        <w:t xml:space="preserve">okay </w:t>
+      </w:r>
+      <w:proofErr w:type="gramStart"/>
+      <w:r>
+        <w:t>( testing</w:t>
+      </w:r>
+      <w:proofErr w:type="gramEnd"/>
+      <w:r>
+        <w:t xml:space="preserve"> </w:t>
+      </w:r>
+      <w:proofErr w:type="gramStart"/>
+      <w:r>
+        <w:t>done :</w:t>
+      </w:r>
+      <w:proofErr w:type="gramEnd"/>
+      <w:r>
+        <w:t xml:space="preserve"> template </w:t>
+      </w:r>
+      <w:proofErr w:type="gramStart"/>
+      <w:r>
+        <w:t>matches )</w:t>
+      </w:r>
+      <w:proofErr w:type="gramEnd"/>
     </w:p>
     <w:p>
       <w:pPr>
@@ -302,8 +398,32 @@
         </w:numPr>
       </w:pPr>
       <w:r>
-        <w:t>ZEXP – Country key not found</w:t>
-      </w:r>
+        <w:t xml:space="preserve">ZEXP – </w:t>
+      </w:r>
+      <w:r>
+        <w:t xml:space="preserve">okay </w:t>
+      </w:r>
+      <w:proofErr w:type="gramStart"/>
+      <w:r>
+        <w:t>( testing</w:t>
+      </w:r>
+      <w:proofErr w:type="gramEnd"/>
+      <w:r>
+        <w:t xml:space="preserve"> </w:t>
+      </w:r>
+      <w:proofErr w:type="gramStart"/>
+      <w:r>
+        <w:t>done :</w:t>
+      </w:r>
+      <w:proofErr w:type="gramEnd"/>
+      <w:r>
+        <w:t xml:space="preserve"> template </w:t>
+      </w:r>
+      <w:proofErr w:type="gramStart"/>
+      <w:r>
+        <w:t>matches )</w:t>
+      </w:r>
+      <w:proofErr w:type="gramEnd"/>
     </w:p>
     <w:p>
       <w:pPr>
@@ -314,8 +434,32 @@
         </w:numPr>
       </w:pPr>
       <w:r>
-        <w:t>ZPLN – Country key not found</w:t>
-      </w:r>
+        <w:t xml:space="preserve">ZPLN </w:t>
+      </w:r>
+      <w:r>
+        <w:t xml:space="preserve">okay </w:t>
+      </w:r>
+      <w:proofErr w:type="gramStart"/>
+      <w:r>
+        <w:t>( testing</w:t>
+      </w:r>
+      <w:proofErr w:type="gramEnd"/>
+      <w:r>
+        <w:t xml:space="preserve"> </w:t>
+      </w:r>
+      <w:proofErr w:type="gramStart"/>
+      <w:r>
+        <w:t>done :</w:t>
+      </w:r>
+      <w:proofErr w:type="gramEnd"/>
+      <w:r>
+        <w:t xml:space="preserve"> template </w:t>
+      </w:r>
+      <w:proofErr w:type="gramStart"/>
+      <w:r>
+        <w:t>matches )</w:t>
+      </w:r>
+      <w:proofErr w:type="gramEnd"/>
     </w:p>
     <w:p>
       <w:pPr>
@@ -326,8 +470,32 @@
         </w:numPr>
       </w:pPr>
       <w:r>
-        <w:t>ZSHP - Country key not found</w:t>
-      </w:r>
+        <w:t xml:space="preserve">ZSHP - </w:t>
+      </w:r>
+      <w:r>
+        <w:t xml:space="preserve">okay </w:t>
+      </w:r>
+      <w:proofErr w:type="gramStart"/>
+      <w:r>
+        <w:t>( testing</w:t>
+      </w:r>
+      <w:proofErr w:type="gramEnd"/>
+      <w:r>
+        <w:t xml:space="preserve"> </w:t>
+      </w:r>
+      <w:proofErr w:type="gramStart"/>
+      <w:r>
+        <w:t>done :</w:t>
+      </w:r>
+      <w:proofErr w:type="gramEnd"/>
+      <w:r>
+        <w:t xml:space="preserve"> template </w:t>
+      </w:r>
+      <w:proofErr w:type="gramStart"/>
+      <w:r>
+        <w:t>matches )</w:t>
+      </w:r>
+      <w:proofErr w:type="gramEnd"/>
     </w:p>
     <w:p>
       <w:pPr>
@@ -605,11 +773,66 @@
         <w:pStyle w:val="ListParagraph"/>
         <w:numPr>
           <w:ilvl w:val="0"/>
+          <w:numId w:val="3"/>
+        </w:numPr>
+      </w:pPr>
+      <w:r>
+        <w:t xml:space="preserve">ZDOM – </w:t>
+      </w:r>
+      <w:r>
+        <w:t xml:space="preserve">okay </w:t>
+      </w:r>
+      <w:proofErr w:type="gramStart"/>
+      <w:r>
+        <w:t>( testing</w:t>
+      </w:r>
+      <w:proofErr w:type="gramEnd"/>
+      <w:r>
+        <w:t xml:space="preserve"> </w:t>
+      </w:r>
+      <w:proofErr w:type="gramStart"/>
+      <w:r>
+        <w:t>done :</w:t>
+      </w:r>
+      <w:proofErr w:type="gramEnd"/>
+      <w:r>
+        <w:t xml:space="preserve"> template </w:t>
+      </w:r>
+      <w:proofErr w:type="gramStart"/>
+      <w:r>
+        <w:t>matches )</w:t>
+      </w:r>
+      <w:proofErr w:type="gramEnd"/>
+    </w:p>
+    <w:p>
+      <w:pPr>
+        <w:pStyle w:val="ListParagraph"/>
+        <w:numPr>
+          <w:ilvl w:val="0"/>
           <w:numId w:val="4"/>
         </w:numPr>
       </w:pPr>
       <w:r>
-        <w:t>ZDOM – Country key not found</w:t>
+        <w:t xml:space="preserve">ZCDP – </w:t>
+      </w:r>
+      <w:r>
+        <w:t xml:space="preserve">okay </w:t>
+      </w:r>
+      <w:proofErr w:type="gramStart"/>
+      <w:r>
+        <w:t>( testing</w:t>
+      </w:r>
+      <w:proofErr w:type="gramEnd"/>
+      <w:r>
+        <w:t xml:space="preserve"> </w:t>
+      </w:r>
+      <w:proofErr w:type="gramStart"/>
+      <w:r>
+        <w:t>done :</w:t>
+      </w:r>
+      <w:proofErr w:type="gramEnd"/>
+      <w:r>
+        <w:t xml:space="preserve"> template matches</w:t>
       </w:r>
     </w:p>
     <w:p>
@@ -621,7 +844,26 @@
         </w:numPr>
       </w:pPr>
       <w:r>
-        <w:t>ZCDP – Country key not found</w:t>
+        <w:t xml:space="preserve">ZOTC – </w:t>
+      </w:r>
+      <w:r>
+        <w:t xml:space="preserve">okay </w:t>
+      </w:r>
+      <w:proofErr w:type="gramStart"/>
+      <w:r>
+        <w:t>( testing</w:t>
+      </w:r>
+      <w:proofErr w:type="gramEnd"/>
+      <w:r>
+        <w:t xml:space="preserve"> </w:t>
+      </w:r>
+      <w:proofErr w:type="gramStart"/>
+      <w:r>
+        <w:t>done :</w:t>
+      </w:r>
+      <w:proofErr w:type="gramEnd"/>
+      <w:r>
+        <w:t xml:space="preserve"> template matches</w:t>
       </w:r>
     </w:p>
     <w:p>
@@ -633,19 +875,26 @@
         </w:numPr>
       </w:pPr>
       <w:r>
-        <w:t>ZOTC – Country key not found</w:t>
-      </w:r>
-    </w:p>
-    <w:p>
-      <w:pPr>
-        <w:pStyle w:val="ListParagraph"/>
-        <w:numPr>
-          <w:ilvl w:val="0"/>
-          <w:numId w:val="4"/>
-        </w:numPr>
-      </w:pPr>
-      <w:r>
-        <w:t>ZPLN – Country key not found</w:t>
+        <w:t xml:space="preserve">ZPLN – </w:t>
+      </w:r>
+      <w:r>
+        <w:t xml:space="preserve">okay </w:t>
+      </w:r>
+      <w:proofErr w:type="gramStart"/>
+      <w:r>
+        <w:t>( testing</w:t>
+      </w:r>
+      <w:proofErr w:type="gramEnd"/>
+      <w:r>
+        <w:t xml:space="preserve"> </w:t>
+      </w:r>
+      <w:proofErr w:type="gramStart"/>
+      <w:r>
+        <w:t>done :</w:t>
+      </w:r>
+      <w:proofErr w:type="gramEnd"/>
+      <w:r>
+        <w:t xml:space="preserve"> template matches</w:t>
       </w:r>
     </w:p>
     <w:p>
@@ -916,8 +1165,32 @@
         </w:numPr>
       </w:pPr>
       <w:r>
-        <w:t>YDOM – Country key not found</w:t>
-      </w:r>
+        <w:t xml:space="preserve">YDOM – </w:t>
+      </w:r>
+      <w:r>
+        <w:t xml:space="preserve">okay </w:t>
+      </w:r>
+      <w:proofErr w:type="gramStart"/>
+      <w:r>
+        <w:t>( testing</w:t>
+      </w:r>
+      <w:proofErr w:type="gramEnd"/>
+      <w:r>
+        <w:t xml:space="preserve"> </w:t>
+      </w:r>
+      <w:proofErr w:type="gramStart"/>
+      <w:r>
+        <w:t>done :</w:t>
+      </w:r>
+      <w:proofErr w:type="gramEnd"/>
+      <w:r>
+        <w:t xml:space="preserve"> template </w:t>
+      </w:r>
+      <w:proofErr w:type="gramStart"/>
+      <w:r>
+        <w:t>matches )</w:t>
+      </w:r>
+      <w:proofErr w:type="gramEnd"/>
     </w:p>
     <w:p>
       <w:pPr>
@@ -928,8 +1201,32 @@
         </w:numPr>
       </w:pPr>
       <w:r>
-        <w:t>YVTO – Country key not found</w:t>
-      </w:r>
+        <w:t xml:space="preserve">YVTO – </w:t>
+      </w:r>
+      <w:r>
+        <w:t xml:space="preserve">okay </w:t>
+      </w:r>
+      <w:proofErr w:type="gramStart"/>
+      <w:r>
+        <w:t>( testing</w:t>
+      </w:r>
+      <w:proofErr w:type="gramEnd"/>
+      <w:r>
+        <w:t xml:space="preserve"> </w:t>
+      </w:r>
+      <w:proofErr w:type="gramStart"/>
+      <w:r>
+        <w:t>done :</w:t>
+      </w:r>
+      <w:proofErr w:type="gramEnd"/>
+      <w:r>
+        <w:t xml:space="preserve"> template </w:t>
+      </w:r>
+      <w:proofErr w:type="gramStart"/>
+      <w:r>
+        <w:t>matches )</w:t>
+      </w:r>
+      <w:proofErr w:type="gramEnd"/>
     </w:p>
     <w:p>
       <w:pPr>
@@ -940,8 +1237,32 @@
         </w:numPr>
       </w:pPr>
       <w:r>
-        <w:t>ZEXP – Country key not found</w:t>
-      </w:r>
+        <w:t xml:space="preserve">ZEXP – </w:t>
+      </w:r>
+      <w:r>
+        <w:t xml:space="preserve">okay </w:t>
+      </w:r>
+      <w:proofErr w:type="gramStart"/>
+      <w:r>
+        <w:t>( testing</w:t>
+      </w:r>
+      <w:proofErr w:type="gramEnd"/>
+      <w:r>
+        <w:t xml:space="preserve"> </w:t>
+      </w:r>
+      <w:proofErr w:type="gramStart"/>
+      <w:r>
+        <w:t>done :</w:t>
+      </w:r>
+      <w:proofErr w:type="gramEnd"/>
+      <w:r>
+        <w:t xml:space="preserve"> template </w:t>
+      </w:r>
+      <w:proofErr w:type="gramStart"/>
+      <w:r>
+        <w:t>matches )</w:t>
+      </w:r>
+      <w:proofErr w:type="gramEnd"/>
     </w:p>
     <w:p>
       <w:pPr>
@@ -970,8 +1291,32 @@
         <w:t xml:space="preserve">YTDR </w:t>
       </w:r>
       <w:r>
-        <w:t>– Country key not found</w:t>
-      </w:r>
+        <w:t xml:space="preserve">– </w:t>
+      </w:r>
+      <w:r>
+        <w:t xml:space="preserve">okay </w:t>
+      </w:r>
+      <w:proofErr w:type="gramStart"/>
+      <w:r>
+        <w:t>( testing</w:t>
+      </w:r>
+      <w:proofErr w:type="gramEnd"/>
+      <w:r>
+        <w:t xml:space="preserve"> </w:t>
+      </w:r>
+      <w:proofErr w:type="gramStart"/>
+      <w:r>
+        <w:t>done :</w:t>
+      </w:r>
+      <w:proofErr w:type="gramEnd"/>
+      <w:r>
+        <w:t xml:space="preserve"> template </w:t>
+      </w:r>
+      <w:proofErr w:type="gramStart"/>
+      <w:r>
+        <w:t>matches )</w:t>
+      </w:r>
+      <w:proofErr w:type="gramEnd"/>
     </w:p>
     <w:p>
       <w:pPr>
@@ -985,8 +1330,32 @@
         <w:t>YDOM</w:t>
       </w:r>
       <w:r>
-        <w:t>– Country key not found</w:t>
-      </w:r>
+        <w:t xml:space="preserve">– </w:t>
+      </w:r>
+      <w:r>
+        <w:t xml:space="preserve">okay </w:t>
+      </w:r>
+      <w:proofErr w:type="gramStart"/>
+      <w:r>
+        <w:t>( testing</w:t>
+      </w:r>
+      <w:proofErr w:type="gramEnd"/>
+      <w:r>
+        <w:t xml:space="preserve"> </w:t>
+      </w:r>
+      <w:proofErr w:type="gramStart"/>
+      <w:r>
+        <w:t>done :</w:t>
+      </w:r>
+      <w:proofErr w:type="gramEnd"/>
+      <w:r>
+        <w:t xml:space="preserve"> template </w:t>
+      </w:r>
+      <w:proofErr w:type="gramStart"/>
+      <w:r>
+        <w:t>matches )</w:t>
+      </w:r>
+      <w:proofErr w:type="gramEnd"/>
     </w:p>
     <w:p>
       <w:pPr>
@@ -1000,8 +1369,32 @@
         <w:t>YINT</w:t>
       </w:r>
       <w:r>
-        <w:t xml:space="preserve"> – Country key not found</w:t>
-      </w:r>
+        <w:t xml:space="preserve"> – </w:t>
+      </w:r>
+      <w:r>
+        <w:t xml:space="preserve">okay </w:t>
+      </w:r>
+      <w:proofErr w:type="gramStart"/>
+      <w:r>
+        <w:t>( testing</w:t>
+      </w:r>
+      <w:proofErr w:type="gramEnd"/>
+      <w:r>
+        <w:t xml:space="preserve"> </w:t>
+      </w:r>
+      <w:proofErr w:type="gramStart"/>
+      <w:r>
+        <w:t>done :</w:t>
+      </w:r>
+      <w:proofErr w:type="gramEnd"/>
+      <w:r>
+        <w:t xml:space="preserve"> template </w:t>
+      </w:r>
+      <w:proofErr w:type="gramStart"/>
+      <w:r>
+        <w:t>matches )</w:t>
+      </w:r>
+      <w:proofErr w:type="gramEnd"/>
     </w:p>
     <w:p>
       <w:pPr>
@@ -1015,8 +1408,32 @@
         <w:t xml:space="preserve">ZEXP </w:t>
       </w:r>
       <w:r>
-        <w:t>– Country key not found</w:t>
-      </w:r>
+        <w:t xml:space="preserve">– </w:t>
+      </w:r>
+      <w:r>
+        <w:t xml:space="preserve">okay </w:t>
+      </w:r>
+      <w:proofErr w:type="gramStart"/>
+      <w:r>
+        <w:t>( testing</w:t>
+      </w:r>
+      <w:proofErr w:type="gramEnd"/>
+      <w:r>
+        <w:t xml:space="preserve"> </w:t>
+      </w:r>
+      <w:proofErr w:type="gramStart"/>
+      <w:r>
+        <w:t>done :</w:t>
+      </w:r>
+      <w:proofErr w:type="gramEnd"/>
+      <w:r>
+        <w:t xml:space="preserve"> template </w:t>
+      </w:r>
+      <w:proofErr w:type="gramStart"/>
+      <w:r>
+        <w:t>matches )</w:t>
+      </w:r>
+      <w:proofErr w:type="gramEnd"/>
     </w:p>
     <w:p>
       <w:pPr>
@@ -1030,8 +1447,32 @@
         <w:t>ZDOM</w:t>
       </w:r>
       <w:r>
-        <w:t xml:space="preserve"> – Country key not found</w:t>
-      </w:r>
+        <w:t xml:space="preserve"> – </w:t>
+      </w:r>
+      <w:r>
+        <w:t xml:space="preserve">okay </w:t>
+      </w:r>
+      <w:proofErr w:type="gramStart"/>
+      <w:r>
+        <w:t>( testing</w:t>
+      </w:r>
+      <w:proofErr w:type="gramEnd"/>
+      <w:r>
+        <w:t xml:space="preserve"> </w:t>
+      </w:r>
+      <w:proofErr w:type="gramStart"/>
+      <w:r>
+        <w:t>done :</w:t>
+      </w:r>
+      <w:proofErr w:type="gramEnd"/>
+      <w:r>
+        <w:t xml:space="preserve"> template </w:t>
+      </w:r>
+      <w:proofErr w:type="gramStart"/>
+      <w:r>
+        <w:t>matches )</w:t>
+      </w:r>
+      <w:proofErr w:type="gramEnd"/>
     </w:p>
     <w:p>
       <w:pPr>
@@ -1763,9 +2204,6 @@
       </w:r>
       <w:proofErr w:type="gramEnd"/>
     </w:p>
-    <w:p/>
-    <w:p/>
-    <w:p/>
     <w:p/>
     <w:p/>
     <w:p/>
